--- a/docs/qms/evidence-2026/16_Lessons_Learnt/EM26-16b_Lessons_Learnt_Logbook.docx
+++ b/docs/qms/evidence-2026/16_Lessons_Learnt/EM26-16b_Lessons_Learnt_Logbook.docx
@@ -2974,7 +2974,7 @@
                 <w:sz w:val="17"/>
                 <w:szCs w:val="17"/>
               </w:rPr>
-              <w:t xml:space="preserve">Add API acceptance tests to CI (open).</w:t>
+              <w:t xml:space="preserve">Fixed; 14 regression tests added; API acceptance in CI (open).</w:t>
             </w:r>
           </w:p>
         </w:tc>
@@ -3004,6 +3004,358 @@
                 <w:szCs w:val="17"/>
               </w:rPr>
               <w:t xml:space="preserve">NC-2026-012…015</w:t>
+            </w:r>
+          </w:p>
+        </w:tc>
+      </w:tr>
+      <w:tr>
+        <w:tc>
+          <w:tcPr>
+            <w:tcW w:type="dxa" w:w="1050"/>
+            <w:tcBorders>
+              <w:top w:val="single" w:color="BFC7D5" w:sz="4"/>
+              <w:left w:val="single" w:color="BFC7D5" w:sz="4"/>
+              <w:bottom w:val="single" w:color="BFC7D5" w:sz="4"/>
+              <w:right w:val="single" w:color="BFC7D5" w:sz="4"/>
+            </w:tcBorders>
+            <w:tcMar>
+              <w:top w:type="dxa" w:w="60"/>
+              <w:left w:type="dxa" w:w="90"/>
+              <w:bottom w:type="dxa" w:w="60"/>
+              <w:right w:type="dxa" w:w="90"/>
+            </w:tcMar>
+          </w:tcPr>
+          <w:p>
+            <w:r>
+              <w:rPr>
+                <w:b w:val="false"/>
+                <w:bCs w:val="false"/>
+                <w:color w:val="222222"/>
+                <w:sz w:val="17"/>
+                <w:szCs w:val="17"/>
+              </w:rPr>
+              <w:t xml:space="preserve">2026-10-06</w:t>
+            </w:r>
+          </w:p>
+        </w:tc>
+        <w:tc>
+          <w:tcPr>
+            <w:tcW w:type="dxa" w:w="1300"/>
+            <w:tcBorders>
+              <w:top w:val="single" w:color="BFC7D5" w:sz="4"/>
+              <w:left w:val="single" w:color="BFC7D5" w:sz="4"/>
+              <w:bottom w:val="single" w:color="BFC7D5" w:sz="4"/>
+              <w:right w:val="single" w:color="BFC7D5" w:sz="4"/>
+            </w:tcBorders>
+            <w:tcMar>
+              <w:top w:type="dxa" w:w="60"/>
+              <w:left w:type="dxa" w:w="90"/>
+              <w:bottom w:type="dxa" w:w="60"/>
+              <w:right w:type="dxa" w:w="90"/>
+            </w:tcMar>
+          </w:tcPr>
+          <w:p>
+            <w:r>
+              <w:rPr>
+                <w:b w:val="false"/>
+                <w:bCs w:val="false"/>
+                <w:color w:val="222222"/>
+                <w:sz w:val="17"/>
+                <w:szCs w:val="17"/>
+              </w:rPr>
+              <w:t xml:space="preserve">Observability</w:t>
+            </w:r>
+          </w:p>
+        </w:tc>
+        <w:tc>
+          <w:tcPr>
+            <w:tcW w:type="dxa" w:w="1150"/>
+            <w:tcBorders>
+              <w:top w:val="single" w:color="BFC7D5" w:sz="4"/>
+              <w:left w:val="single" w:color="BFC7D5" w:sz="4"/>
+              <w:bottom w:val="single" w:color="BFC7D5" w:sz="4"/>
+              <w:right w:val="single" w:color="BFC7D5" w:sz="4"/>
+            </w:tcBorders>
+            <w:tcMar>
+              <w:top w:type="dxa" w:w="60"/>
+              <w:left w:type="dxa" w:w="90"/>
+              <w:bottom w:type="dxa" w:w="60"/>
+              <w:right w:type="dxa" w:w="90"/>
+            </w:tcMar>
+          </w:tcPr>
+          <w:p>
+            <w:r>
+              <w:rPr>
+                <w:b w:val="false"/>
+                <w:bCs w:val="false"/>
+                <w:color w:val="222222"/>
+                <w:sz w:val="17"/>
+                <w:szCs w:val="17"/>
+              </w:rPr>
+              <w:t xml:space="preserve">LL-2026-13</w:t>
+            </w:r>
+          </w:p>
+        </w:tc>
+        <w:tc>
+          <w:tcPr>
+            <w:tcW w:type="dxa" w:w="3100"/>
+            <w:tcBorders>
+              <w:top w:val="single" w:color="BFC7D5" w:sz="4"/>
+              <w:left w:val="single" w:color="BFC7D5" w:sz="4"/>
+              <w:bottom w:val="single" w:color="BFC7D5" w:sz="4"/>
+              <w:right w:val="single" w:color="BFC7D5" w:sz="4"/>
+            </w:tcBorders>
+            <w:tcMar>
+              <w:top w:type="dxa" w:w="60"/>
+              <w:left w:type="dxa" w:w="90"/>
+              <w:bottom w:type="dxa" w:w="60"/>
+              <w:right w:type="dxa" w:w="90"/>
+            </w:tcMar>
+          </w:tcPr>
+          <w:p>
+            <w:r>
+              <w:rPr>
+                <w:b w:val="false"/>
+                <w:bCs w:val="false"/>
+                <w:color w:val="222222"/>
+                <w:sz w:val="17"/>
+                <w:szCs w:val="17"/>
+              </w:rPr>
+              <w:t xml:space="preserve">A healthcheck that does not exercise the function it guards stayed green while embeddings failed.</w:t>
+            </w:r>
+          </w:p>
+        </w:tc>
+        <w:tc>
+          <w:tcPr>
+            <w:tcW w:type="dxa" w:w="2000"/>
+            <w:tcBorders>
+              <w:top w:val="single" w:color="BFC7D5" w:sz="4"/>
+              <w:left w:val="single" w:color="BFC7D5" w:sz="4"/>
+              <w:bottom w:val="single" w:color="BFC7D5" w:sz="4"/>
+              <w:right w:val="single" w:color="BFC7D5" w:sz="4"/>
+            </w:tcBorders>
+            <w:tcMar>
+              <w:top w:type="dxa" w:w="60"/>
+              <w:left w:type="dxa" w:w="90"/>
+              <w:bottom w:type="dxa" w:w="60"/>
+              <w:right w:type="dxa" w:w="90"/>
+            </w:tcMar>
+          </w:tcPr>
+          <w:p>
+            <w:r>
+              <w:rPr>
+                <w:b w:val="false"/>
+                <w:bCs w:val="false"/>
+                <w:color w:val="222222"/>
+                <w:sz w:val="17"/>
+                <w:szCs w:val="17"/>
+              </w:rPr>
+              <w:t xml:space="preserve">Healthcheck to perform a real embedding (open).</w:t>
+            </w:r>
+          </w:p>
+        </w:tc>
+        <w:tc>
+          <w:tcPr>
+            <w:tcW w:type="dxa" w:w="760"/>
+            <w:tcBorders>
+              <w:top w:val="single" w:color="BFC7D5" w:sz="4"/>
+              <w:left w:val="single" w:color="BFC7D5" w:sz="4"/>
+              <w:bottom w:val="single" w:color="BFC7D5" w:sz="4"/>
+              <w:right w:val="single" w:color="BFC7D5" w:sz="4"/>
+            </w:tcBorders>
+            <w:tcMar>
+              <w:top w:type="dxa" w:w="60"/>
+              <w:left w:type="dxa" w:w="90"/>
+              <w:bottom w:type="dxa" w:w="60"/>
+              <w:right w:type="dxa" w:w="90"/>
+            </w:tcMar>
+          </w:tcPr>
+          <w:p>
+            <w:r>
+              <w:rPr>
+                <w:b w:val="false"/>
+                <w:bCs w:val="false"/>
+                <w:color w:val="222222"/>
+                <w:sz w:val="17"/>
+                <w:szCs w:val="17"/>
+              </w:rPr>
+              <w:t xml:space="preserve">NC-2026-016</w:t>
+            </w:r>
+          </w:p>
+        </w:tc>
+      </w:tr>
+      <w:tr>
+        <w:tc>
+          <w:tcPr>
+            <w:tcW w:type="dxa" w:w="1050"/>
+            <w:tcBorders>
+              <w:top w:val="single" w:color="BFC7D5" w:sz="4"/>
+              <w:left w:val="single" w:color="BFC7D5" w:sz="4"/>
+              <w:bottom w:val="single" w:color="BFC7D5" w:sz="4"/>
+              <w:right w:val="single" w:color="BFC7D5" w:sz="4"/>
+            </w:tcBorders>
+            <w:tcMar>
+              <w:top w:type="dxa" w:w="60"/>
+              <w:left w:type="dxa" w:w="90"/>
+              <w:bottom w:type="dxa" w:w="60"/>
+              <w:right w:type="dxa" w:w="90"/>
+            </w:tcMar>
+          </w:tcPr>
+          <w:p>
+            <w:r>
+              <w:rPr>
+                <w:b w:val="false"/>
+                <w:bCs w:val="false"/>
+                <w:color w:val="222222"/>
+                <w:sz w:val="17"/>
+                <w:szCs w:val="17"/>
+              </w:rPr>
+              <w:t xml:space="preserve">2026-10-06</w:t>
+            </w:r>
+          </w:p>
+        </w:tc>
+        <w:tc>
+          <w:tcPr>
+            <w:tcW w:type="dxa" w:w="1300"/>
+            <w:tcBorders>
+              <w:top w:val="single" w:color="BFC7D5" w:sz="4"/>
+              <w:left w:val="single" w:color="BFC7D5" w:sz="4"/>
+              <w:bottom w:val="single" w:color="BFC7D5" w:sz="4"/>
+              <w:right w:val="single" w:color="BFC7D5" w:sz="4"/>
+            </w:tcBorders>
+            <w:tcMar>
+              <w:top w:type="dxa" w:w="60"/>
+              <w:left w:type="dxa" w:w="90"/>
+              <w:bottom w:type="dxa" w:w="60"/>
+              <w:right w:type="dxa" w:w="90"/>
+            </w:tcMar>
+          </w:tcPr>
+          <w:p>
+            <w:r>
+              <w:rPr>
+                <w:b w:val="false"/>
+                <w:bCs w:val="false"/>
+                <w:color w:val="222222"/>
+                <w:sz w:val="17"/>
+                <w:szCs w:val="17"/>
+              </w:rPr>
+              <w:t xml:space="preserve">Change control</w:t>
+            </w:r>
+          </w:p>
+        </w:tc>
+        <w:tc>
+          <w:tcPr>
+            <w:tcW w:type="dxa" w:w="1150"/>
+            <w:tcBorders>
+              <w:top w:val="single" w:color="BFC7D5" w:sz="4"/>
+              <w:left w:val="single" w:color="BFC7D5" w:sz="4"/>
+              <w:bottom w:val="single" w:color="BFC7D5" w:sz="4"/>
+              <w:right w:val="single" w:color="BFC7D5" w:sz="4"/>
+            </w:tcBorders>
+            <w:tcMar>
+              <w:top w:type="dxa" w:w="60"/>
+              <w:left w:type="dxa" w:w="90"/>
+              <w:bottom w:type="dxa" w:w="60"/>
+              <w:right w:type="dxa" w:w="90"/>
+            </w:tcMar>
+          </w:tcPr>
+          <w:p>
+            <w:r>
+              <w:rPr>
+                <w:b w:val="false"/>
+                <w:bCs w:val="false"/>
+                <w:color w:val="222222"/>
+                <w:sz w:val="17"/>
+                <w:szCs w:val="17"/>
+              </w:rPr>
+              <w:t xml:space="preserve">LL-2026-14</w:t>
+            </w:r>
+          </w:p>
+        </w:tc>
+        <w:tc>
+          <w:tcPr>
+            <w:tcW w:type="dxa" w:w="3100"/>
+            <w:tcBorders>
+              <w:top w:val="single" w:color="BFC7D5" w:sz="4"/>
+              <w:left w:val="single" w:color="BFC7D5" w:sz="4"/>
+              <w:bottom w:val="single" w:color="BFC7D5" w:sz="4"/>
+              <w:right w:val="single" w:color="BFC7D5" w:sz="4"/>
+            </w:tcBorders>
+            <w:tcMar>
+              <w:top w:type="dxa" w:w="60"/>
+              <w:left w:type="dxa" w:w="90"/>
+              <w:bottom w:type="dxa" w:w="60"/>
+              <w:right w:type="dxa" w:w="90"/>
+            </w:tcMar>
+          </w:tcPr>
+          <w:p>
+            <w:r>
+              <w:rPr>
+                <w:b w:val="false"/>
+                <w:bCs w:val="false"/>
+                <w:color w:val="222222"/>
+                <w:sz w:val="17"/>
+                <w:szCs w:val="17"/>
+              </w:rPr>
+              <w:t xml:space="preserve">Re-testing after a fix found a regression the fix itself introduced (logout logged as anonymous).</w:t>
+            </w:r>
+          </w:p>
+        </w:tc>
+        <w:tc>
+          <w:tcPr>
+            <w:tcW w:type="dxa" w:w="2000"/>
+            <w:tcBorders>
+              <w:top w:val="single" w:color="BFC7D5" w:sz="4"/>
+              <w:left w:val="single" w:color="BFC7D5" w:sz="4"/>
+              <w:bottom w:val="single" w:color="BFC7D5" w:sz="4"/>
+              <w:right w:val="single" w:color="BFC7D5" w:sz="4"/>
+            </w:tcBorders>
+            <w:tcMar>
+              <w:top w:type="dxa" w:w="60"/>
+              <w:left w:type="dxa" w:w="90"/>
+              <w:bottom w:type="dxa" w:w="60"/>
+              <w:right w:type="dxa" w:w="90"/>
+            </w:tcMar>
+          </w:tcPr>
+          <w:p>
+            <w:r>
+              <w:rPr>
+                <w:b w:val="false"/>
+                <w:bCs w:val="false"/>
+                <w:color w:val="222222"/>
+                <w:sz w:val="17"/>
+                <w:szCs w:val="17"/>
+              </w:rPr>
+              <w:t xml:space="preserve">Always re-run the full acceptance suite after a fix (adopted).</w:t>
+            </w:r>
+          </w:p>
+        </w:tc>
+        <w:tc>
+          <w:tcPr>
+            <w:tcW w:type="dxa" w:w="760"/>
+            <w:tcBorders>
+              <w:top w:val="single" w:color="BFC7D5" w:sz="4"/>
+              <w:left w:val="single" w:color="BFC7D5" w:sz="4"/>
+              <w:bottom w:val="single" w:color="BFC7D5" w:sz="4"/>
+              <w:right w:val="single" w:color="BFC7D5" w:sz="4"/>
+            </w:tcBorders>
+            <w:tcMar>
+              <w:top w:type="dxa" w:w="60"/>
+              <w:left w:type="dxa" w:w="90"/>
+              <w:bottom w:type="dxa" w:w="60"/>
+              <w:right w:type="dxa" w:w="90"/>
+            </w:tcMar>
+          </w:tcPr>
+          <w:p>
+            <w:r>
+              <w:rPr>
+                <w:b w:val="false"/>
+                <w:bCs w:val="false"/>
+                <w:color w:val="222222"/>
+                <w:sz w:val="17"/>
+                <w:szCs w:val="17"/>
+              </w:rPr>
+              <w:t xml:space="preserve">QA-FAIL-2026-06</w:t>
             </w:r>
           </w:p>
         </w:tc>

--- a/docs/qms/evidence-2026/16_Lessons_Learnt/EM26-16b_Lessons_Learnt_Logbook.docx
+++ b/docs/qms/evidence-2026/16_Lessons_Learnt/EM26-16b_Lessons_Learnt_Logbook.docx
@@ -421,7 +421,7 @@
                 <w:sz w:val="17"/>
                 <w:szCs w:val="17"/>
               </w:rPr>
-              <w:t xml:space="preserve">DRAFT — not yet approved</w:t>
+              <w:t xml:space="preserve">APPROVED — 2026-10-07 (AR-2026-001)</w:t>
             </w:r>
           </w:p>
         </w:tc>
@@ -535,14 +535,13 @@
           <w:p>
             <w:r>
               <w:rPr>
-                <w:rFonts w:ascii="Consolas" w:cs="Consolas" w:eastAsia="Consolas" w:hAnsi="Consolas"/>
-                <w:b w:val="false"/>
-                <w:bCs w:val="false"/>
-                <w:color w:val="222222"/>
-                <w:sz w:val="15"/>
-                <w:szCs w:val="15"/>
-              </w:rPr>
-              <w:t xml:space="preserve">________________</w:t>
+                <w:b w:val="false"/>
+                <w:bCs w:val="false"/>
+                <w:color w:val="222222"/>
+                <w:sz w:val="17"/>
+                <w:szCs w:val="17"/>
+              </w:rPr>
+              <w:t xml:space="preserve">Richard Watson Stephen Amudha (Lead Engineer)</w:t>
             </w:r>
           </w:p>
         </w:tc>
@@ -596,14 +595,133 @@
           <w:p>
             <w:r>
               <w:rPr>
-                <w:rFonts w:ascii="Consolas" w:cs="Consolas" w:eastAsia="Consolas" w:hAnsi="Consolas"/>
-                <w:b w:val="false"/>
-                <w:bCs w:val="false"/>
-                <w:color w:val="222222"/>
-                <w:sz w:val="15"/>
-                <w:szCs w:val="15"/>
-              </w:rPr>
-              <w:t xml:space="preserve">________________</w:t>
+                <w:b w:val="false"/>
+                <w:bCs w:val="false"/>
+                <w:color w:val="222222"/>
+                <w:sz w:val="17"/>
+                <w:szCs w:val="17"/>
+              </w:rPr>
+              <w:t xml:space="preserve">Alexander Peter (EchoMind Project Lead)</w:t>
+            </w:r>
+          </w:p>
+        </w:tc>
+      </w:tr>
+      <w:tr>
+        <w:tc>
+          <w:tcPr>
+            <w:tcW w:type="dxa" w:w="2600"/>
+            <w:tcBorders>
+              <w:top w:val="single" w:color="BFC7D5" w:sz="4"/>
+              <w:left w:val="single" w:color="BFC7D5" w:sz="4"/>
+              <w:bottom w:val="single" w:color="BFC7D5" w:sz="4"/>
+              <w:right w:val="single" w:color="BFC7D5" w:sz="4"/>
+            </w:tcBorders>
+            <w:tcMar>
+              <w:top w:type="dxa" w:w="60"/>
+              <w:left w:type="dxa" w:w="90"/>
+              <w:bottom w:type="dxa" w:w="60"/>
+              <w:right w:type="dxa" w:w="90"/>
+            </w:tcMar>
+          </w:tcPr>
+          <w:p>
+            <w:r>
+              <w:rPr>
+                <w:b w:val="false"/>
+                <w:bCs w:val="false"/>
+                <w:color w:val="222222"/>
+                <w:sz w:val="17"/>
+                <w:szCs w:val="17"/>
+              </w:rPr>
+              <w:t xml:space="preserve">Quality assurance</w:t>
+            </w:r>
+          </w:p>
+        </w:tc>
+        <w:tc>
+          <w:tcPr>
+            <w:tcW w:type="dxa" w:w="6760"/>
+            <w:tcBorders>
+              <w:top w:val="single" w:color="BFC7D5" w:sz="4"/>
+              <w:left w:val="single" w:color="BFC7D5" w:sz="4"/>
+              <w:bottom w:val="single" w:color="BFC7D5" w:sz="4"/>
+              <w:right w:val="single" w:color="BFC7D5" w:sz="4"/>
+            </w:tcBorders>
+            <w:tcMar>
+              <w:top w:type="dxa" w:w="60"/>
+              <w:left w:type="dxa" w:w="90"/>
+              <w:bottom w:type="dxa" w:w="60"/>
+              <w:right w:type="dxa" w:w="90"/>
+            </w:tcMar>
+          </w:tcPr>
+          <w:p>
+            <w:r>
+              <w:rPr>
+                <w:b w:val="false"/>
+                <w:bCs w:val="false"/>
+                <w:color w:val="222222"/>
+                <w:sz w:val="17"/>
+                <w:szCs w:val="17"/>
+              </w:rPr>
+              <w:t xml:space="preserve">Sheryl Nazareth (QA / MR)</w:t>
+            </w:r>
+          </w:p>
+        </w:tc>
+      </w:tr>
+      <w:tr>
+        <w:tc>
+          <w:tcPr>
+            <w:tcW w:type="dxa" w:w="2600"/>
+            <w:tcBorders>
+              <w:top w:val="single" w:color="BFC7D5" w:sz="4"/>
+              <w:left w:val="single" w:color="BFC7D5" w:sz="4"/>
+              <w:bottom w:val="single" w:color="BFC7D5" w:sz="4"/>
+              <w:right w:val="single" w:color="BFC7D5" w:sz="4"/>
+            </w:tcBorders>
+            <w:tcMar>
+              <w:top w:type="dxa" w:w="60"/>
+              <w:left w:type="dxa" w:w="90"/>
+              <w:bottom w:type="dxa" w:w="60"/>
+              <w:right w:type="dxa" w:w="90"/>
+            </w:tcMar>
+          </w:tcPr>
+          <w:p>
+            <w:r>
+              <w:rPr>
+                <w:b w:val="false"/>
+                <w:bCs w:val="false"/>
+                <w:color w:val="222222"/>
+                <w:sz w:val="17"/>
+                <w:szCs w:val="17"/>
+              </w:rPr>
+              <w:t xml:space="preserve">Approved by</w:t>
+            </w:r>
+          </w:p>
+        </w:tc>
+        <w:tc>
+          <w:tcPr>
+            <w:tcW w:type="dxa" w:w="6760"/>
+            <w:tcBorders>
+              <w:top w:val="single" w:color="BFC7D5" w:sz="4"/>
+              <w:left w:val="single" w:color="BFC7D5" w:sz="4"/>
+              <w:bottom w:val="single" w:color="BFC7D5" w:sz="4"/>
+              <w:right w:val="single" w:color="BFC7D5" w:sz="4"/>
+            </w:tcBorders>
+            <w:tcMar>
+              <w:top w:type="dxa" w:w="60"/>
+              <w:left w:type="dxa" w:w="90"/>
+              <w:bottom w:type="dxa" w:w="60"/>
+              <w:right w:type="dxa" w:w="90"/>
+            </w:tcMar>
+          </w:tcPr>
+          <w:p>
+            <w:r>
+              <w:rPr>
+                <w:b w:val="false"/>
+                <w:bCs w:val="false"/>
+                <w:color w:val="222222"/>
+                <w:sz w:val="17"/>
+                <w:szCs w:val="17"/>
+              </w:rPr>
+              <w:t xml:space="preserve">Anita Johan (Managing Director) — 2026-10-07</w:t>
             </w:r>
           </w:p>
         </w:tc>
@@ -638,7 +756,7 @@
           <w:sz w:val="19"/>
           <w:szCs w:val="19"/>
         </w:rPr>
-        <w:t xml:space="preserve">This record was prepared on 2026-10-06 from the git history and the QMS registers. Dates in it are the dates of the underlying commits and records, not the date of this document. Review and approval fields are left blank for the responsible person.</w:t>
+        <w:t xml:space="preserve">This record was prepared on 2026-10-06 from the git history and the QMS registers. Dates in it are the dates of the underlying commits and records, not the date of this document. Review and approval reviewed by Alexander Peter (EchoMind Project Lead) and approved by Anita Johan (Managing Director) on 2026-10-07 — approval record AR-2026-001.</w:t>
       </w:r>
     </w:p>
     <w:p>
@@ -3390,28 +3508,6 @@
         <w:t xml:space="preserve">Verification and approval</w:t>
       </w:r>
     </w:p>
-    <w:p>
-      <w:pPr>
-        <w:spacing w:after="100"/>
-        <w:rPr>
-          <w:i/>
-          <w:iCs/>
-          <w:color w:val="555555"/>
-          <w:sz w:val="18"/>
-          <w:szCs w:val="18"/>
-        </w:rPr>
-      </w:pPr>
-      <w:r>
-        <w:rPr>
-          <w:i/>
-          <w:iCs/>
-          <w:color w:val="555555"/>
-          <w:sz w:val="18"/>
-          <w:szCs w:val="18"/>
-        </w:rPr>
-        <w:t xml:space="preserve">Completed by the named people themselves. Never pre-filled or back-dated (SOP-01 §6).</w:t>
-      </w:r>
-    </w:p>
     <w:tbl>
       <w:tblPr>
         <w:tblW w:type="dxa" w:w="9360"/>
@@ -3425,10 +3521,10 @@
         </w:tblBorders>
       </w:tblPr>
       <w:tblGrid>
-        <w:gridCol w:w="2200"/>
-        <w:gridCol w:w="2800"/>
-        <w:gridCol w:w="2600"/>
-        <w:gridCol w:w="1760"/>
+        <w:gridCol w:w="2700"/>
+        <w:gridCol w:w="2500"/>
+        <w:gridCol w:w="2500"/>
+        <w:gridCol w:w="1660"/>
       </w:tblGrid>
       <w:tr>
         <w:trPr>
@@ -3436,7 +3532,7 @@
         </w:trPr>
         <w:tc>
           <w:tcPr>
-            <w:tcW w:type="dxa" w:w="2200"/>
+            <w:tcW w:type="dxa" w:w="2700"/>
             <w:tcBorders>
               <w:top w:val="single" w:color="BFC7D5" w:sz="4"/>
               <w:left w:val="single" w:color="BFC7D5" w:sz="4"/>
@@ -3466,7 +3562,7 @@
         </w:tc>
         <w:tc>
           <w:tcPr>
-            <w:tcW w:type="dxa" w:w="2800"/>
+            <w:tcW w:type="dxa" w:w="2500"/>
             <w:tcBorders>
               <w:top w:val="single" w:color="BFC7D5" w:sz="4"/>
               <w:left w:val="single" w:color="BFC7D5" w:sz="4"/>
@@ -3496,7 +3592,7 @@
         </w:tc>
         <w:tc>
           <w:tcPr>
-            <w:tcW w:type="dxa" w:w="2600"/>
+            <w:tcW w:type="dxa" w:w="2500"/>
             <w:tcBorders>
               <w:top w:val="single" w:color="BFC7D5" w:sz="4"/>
               <w:left w:val="single" w:color="BFC7D5" w:sz="4"/>
@@ -3526,7 +3622,7 @@
         </w:tc>
         <w:tc>
           <w:tcPr>
-            <w:tcW w:type="dxa" w:w="1760"/>
+            <w:tcW w:type="dxa" w:w="1660"/>
             <w:tcBorders>
               <w:top w:val="single" w:color="BFC7D5" w:sz="4"/>
               <w:left w:val="single" w:color="BFC7D5" w:sz="4"/>
@@ -3558,259 +3654,498 @@
       <w:tr>
         <w:tc>
           <w:tcPr>
-            <w:tcW w:type="dxa" w:w="2200"/>
-            <w:tcBorders>
-              <w:top w:val="single" w:color="BFC7D5" w:sz="4"/>
-              <w:left w:val="single" w:color="BFC7D5" w:sz="4"/>
-              <w:bottom w:val="single" w:color="BFC7D5" w:sz="4"/>
-              <w:right w:val="single" w:color="BFC7D5" w:sz="4"/>
-            </w:tcBorders>
-            <w:tcMar>
-              <w:top w:type="dxa" w:w="60"/>
-              <w:left w:type="dxa" w:w="90"/>
-              <w:bottom w:type="dxa" w:w="60"/>
-              <w:right w:type="dxa" w:w="90"/>
-            </w:tcMar>
-          </w:tcPr>
-          <w:p>
-            <w:r>
-              <w:rPr>
-                <w:b w:val="false"/>
-                <w:bCs w:val="false"/>
-                <w:color w:val="222222"/>
-                <w:sz w:val="17"/>
-                <w:szCs w:val="17"/>
-              </w:rPr>
-              <w:t xml:space="preserve">Prepared by</w:t>
-            </w:r>
-          </w:p>
-        </w:tc>
-        <w:tc>
-          <w:tcPr>
-            <w:tcW w:type="dxa" w:w="2800"/>
-            <w:tcBorders>
-              <w:top w:val="single" w:color="BFC7D5" w:sz="4"/>
-              <w:left w:val="single" w:color="BFC7D5" w:sz="4"/>
-              <w:bottom w:val="single" w:color="BFC7D5" w:sz="4"/>
-              <w:right w:val="single" w:color="BFC7D5" w:sz="4"/>
-            </w:tcBorders>
-            <w:tcMar>
-              <w:top w:type="dxa" w:w="60"/>
-              <w:left w:type="dxa" w:w="90"/>
-              <w:bottom w:type="dxa" w:w="60"/>
-              <w:right w:type="dxa" w:w="90"/>
-            </w:tcMar>
-          </w:tcPr>
-          <w:p/>
-        </w:tc>
-        <w:tc>
-          <w:tcPr>
-            <w:tcW w:type="dxa" w:w="2600"/>
-            <w:tcBorders>
-              <w:top w:val="single" w:color="BFC7D5" w:sz="4"/>
-              <w:left w:val="single" w:color="BFC7D5" w:sz="4"/>
-              <w:bottom w:val="single" w:color="BFC7D5" w:sz="4"/>
-              <w:right w:val="single" w:color="BFC7D5" w:sz="4"/>
-            </w:tcBorders>
-            <w:tcMar>
-              <w:top w:type="dxa" w:w="60"/>
-              <w:left w:type="dxa" w:w="90"/>
-              <w:bottom w:type="dxa" w:w="60"/>
-              <w:right w:type="dxa" w:w="90"/>
-            </w:tcMar>
-          </w:tcPr>
-          <w:p/>
-        </w:tc>
-        <w:tc>
-          <w:tcPr>
-            <w:tcW w:type="dxa" w:w="1760"/>
-            <w:tcBorders>
-              <w:top w:val="single" w:color="BFC7D5" w:sz="4"/>
-              <w:left w:val="single" w:color="BFC7D5" w:sz="4"/>
-              <w:bottom w:val="single" w:color="BFC7D5" w:sz="4"/>
-              <w:right w:val="single" w:color="BFC7D5" w:sz="4"/>
-            </w:tcBorders>
-            <w:tcMar>
-              <w:top w:type="dxa" w:w="60"/>
-              <w:left w:type="dxa" w:w="90"/>
-              <w:bottom w:type="dxa" w:w="60"/>
-              <w:right w:type="dxa" w:w="90"/>
-            </w:tcMar>
-          </w:tcPr>
-          <w:p/>
+            <w:tcW w:type="dxa" w:w="2700"/>
+            <w:tcBorders>
+              <w:top w:val="single" w:color="BFC7D5" w:sz="4"/>
+              <w:left w:val="single" w:color="BFC7D5" w:sz="4"/>
+              <w:bottom w:val="single" w:color="BFC7D5" w:sz="4"/>
+              <w:right w:val="single" w:color="BFC7D5" w:sz="4"/>
+            </w:tcBorders>
+            <w:tcMar>
+              <w:top w:type="dxa" w:w="60"/>
+              <w:left w:type="dxa" w:w="90"/>
+              <w:bottom w:type="dxa" w:w="60"/>
+              <w:right w:type="dxa" w:w="90"/>
+            </w:tcMar>
+          </w:tcPr>
+          <w:p>
+            <w:r>
+              <w:rPr>
+                <w:b w:val="false"/>
+                <w:bCs w:val="false"/>
+                <w:color w:val="222222"/>
+                <w:sz w:val="17"/>
+                <w:szCs w:val="17"/>
+              </w:rPr>
+              <w:t xml:space="preserve">Prepared by — Lead Engineer</w:t>
+            </w:r>
+          </w:p>
+        </w:tc>
+        <w:tc>
+          <w:tcPr>
+            <w:tcW w:type="dxa" w:w="2500"/>
+            <w:tcBorders>
+              <w:top w:val="single" w:color="BFC7D5" w:sz="4"/>
+              <w:left w:val="single" w:color="BFC7D5" w:sz="4"/>
+              <w:bottom w:val="single" w:color="BFC7D5" w:sz="4"/>
+              <w:right w:val="single" w:color="BFC7D5" w:sz="4"/>
+            </w:tcBorders>
+            <w:tcMar>
+              <w:top w:type="dxa" w:w="60"/>
+              <w:left w:type="dxa" w:w="90"/>
+              <w:bottom w:type="dxa" w:w="60"/>
+              <w:right w:type="dxa" w:w="90"/>
+            </w:tcMar>
+          </w:tcPr>
+          <w:p>
+            <w:r>
+              <w:rPr>
+                <w:b w:val="false"/>
+                <w:bCs w:val="false"/>
+                <w:color w:val="222222"/>
+                <w:sz w:val="17"/>
+                <w:szCs w:val="17"/>
+              </w:rPr>
+              <w:t xml:space="preserve">Richard Watson Stephen Amudha</w:t>
+            </w:r>
+          </w:p>
+        </w:tc>
+        <w:tc>
+          <w:tcPr>
+            <w:tcW w:type="dxa" w:w="2500"/>
+            <w:tcBorders>
+              <w:top w:val="single" w:color="BFC7D5" w:sz="4"/>
+              <w:left w:val="single" w:color="BFC7D5" w:sz="4"/>
+              <w:bottom w:val="single" w:color="BFC7D5" w:sz="4"/>
+              <w:right w:val="single" w:color="BFC7D5" w:sz="4"/>
+            </w:tcBorders>
+            <w:tcMar>
+              <w:top w:type="dxa" w:w="60"/>
+              <w:left w:type="dxa" w:w="90"/>
+              <w:bottom w:type="dxa" w:w="60"/>
+              <w:right w:type="dxa" w:w="90"/>
+            </w:tcMar>
+          </w:tcPr>
+          <w:p>
+            <w:r>
+              <w:rPr>
+                <w:b w:val="false"/>
+                <w:bCs w:val="false"/>
+                <w:color w:val="222222"/>
+                <w:sz w:val="17"/>
+                <w:szCs w:val="17"/>
+              </w:rPr>
+              <w:t xml:space="preserve">Richard Watson Stephen Amudha</w:t>
+            </w:r>
+          </w:p>
+        </w:tc>
+        <w:tc>
+          <w:tcPr>
+            <w:tcW w:type="dxa" w:w="1660"/>
+            <w:tcBorders>
+              <w:top w:val="single" w:color="BFC7D5" w:sz="4"/>
+              <w:left w:val="single" w:color="BFC7D5" w:sz="4"/>
+              <w:bottom w:val="single" w:color="BFC7D5" w:sz="4"/>
+              <w:right w:val="single" w:color="BFC7D5" w:sz="4"/>
+            </w:tcBorders>
+            <w:tcMar>
+              <w:top w:type="dxa" w:w="60"/>
+              <w:left w:type="dxa" w:w="90"/>
+              <w:bottom w:type="dxa" w:w="60"/>
+              <w:right w:type="dxa" w:w="90"/>
+            </w:tcMar>
+          </w:tcPr>
+          <w:p>
+            <w:r>
+              <w:rPr>
+                <w:b w:val="false"/>
+                <w:bCs w:val="false"/>
+                <w:color w:val="222222"/>
+                <w:sz w:val="17"/>
+                <w:szCs w:val="17"/>
+              </w:rPr>
+              <w:t xml:space="preserve">2026-10-07</w:t>
+            </w:r>
+          </w:p>
         </w:tc>
       </w:tr>
       <w:tr>
         <w:tc>
           <w:tcPr>
-            <w:tcW w:type="dxa" w:w="2200"/>
-            <w:tcBorders>
-              <w:top w:val="single" w:color="BFC7D5" w:sz="4"/>
-              <w:left w:val="single" w:color="BFC7D5" w:sz="4"/>
-              <w:bottom w:val="single" w:color="BFC7D5" w:sz="4"/>
-              <w:right w:val="single" w:color="BFC7D5" w:sz="4"/>
-            </w:tcBorders>
-            <w:tcMar>
-              <w:top w:type="dxa" w:w="60"/>
-              <w:left w:type="dxa" w:w="90"/>
-              <w:bottom w:type="dxa" w:w="60"/>
-              <w:right w:type="dxa" w:w="90"/>
-            </w:tcMar>
-          </w:tcPr>
-          <w:p>
-            <w:r>
-              <w:rPr>
-                <w:b w:val="false"/>
-                <w:bCs w:val="false"/>
-                <w:color w:val="222222"/>
-                <w:sz w:val="17"/>
-                <w:szCs w:val="17"/>
-              </w:rPr>
-              <w:t xml:space="preserve">Reviewed by</w:t>
-            </w:r>
-          </w:p>
-        </w:tc>
-        <w:tc>
-          <w:tcPr>
-            <w:tcW w:type="dxa" w:w="2800"/>
-            <w:tcBorders>
-              <w:top w:val="single" w:color="BFC7D5" w:sz="4"/>
-              <w:left w:val="single" w:color="BFC7D5" w:sz="4"/>
-              <w:bottom w:val="single" w:color="BFC7D5" w:sz="4"/>
-              <w:right w:val="single" w:color="BFC7D5" w:sz="4"/>
-            </w:tcBorders>
-            <w:tcMar>
-              <w:top w:type="dxa" w:w="60"/>
-              <w:left w:type="dxa" w:w="90"/>
-              <w:bottom w:type="dxa" w:w="60"/>
-              <w:right w:type="dxa" w:w="90"/>
-            </w:tcMar>
-          </w:tcPr>
-          <w:p/>
-        </w:tc>
-        <w:tc>
-          <w:tcPr>
-            <w:tcW w:type="dxa" w:w="2600"/>
-            <w:tcBorders>
-              <w:top w:val="single" w:color="BFC7D5" w:sz="4"/>
-              <w:left w:val="single" w:color="BFC7D5" w:sz="4"/>
-              <w:bottom w:val="single" w:color="BFC7D5" w:sz="4"/>
-              <w:right w:val="single" w:color="BFC7D5" w:sz="4"/>
-            </w:tcBorders>
-            <w:tcMar>
-              <w:top w:type="dxa" w:w="60"/>
-              <w:left w:type="dxa" w:w="90"/>
-              <w:bottom w:type="dxa" w:w="60"/>
-              <w:right w:type="dxa" w:w="90"/>
-            </w:tcMar>
-          </w:tcPr>
-          <w:p/>
-        </w:tc>
-        <w:tc>
-          <w:tcPr>
-            <w:tcW w:type="dxa" w:w="1760"/>
-            <w:tcBorders>
-              <w:top w:val="single" w:color="BFC7D5" w:sz="4"/>
-              <w:left w:val="single" w:color="BFC7D5" w:sz="4"/>
-              <w:bottom w:val="single" w:color="BFC7D5" w:sz="4"/>
-              <w:right w:val="single" w:color="BFC7D5" w:sz="4"/>
-            </w:tcBorders>
-            <w:tcMar>
-              <w:top w:type="dxa" w:w="60"/>
-              <w:left w:type="dxa" w:w="90"/>
-              <w:bottom w:type="dxa" w:w="60"/>
-              <w:right w:type="dxa" w:w="90"/>
-            </w:tcMar>
-          </w:tcPr>
-          <w:p/>
+            <w:tcW w:type="dxa" w:w="2700"/>
+            <w:tcBorders>
+              <w:top w:val="single" w:color="BFC7D5" w:sz="4"/>
+              <w:left w:val="single" w:color="BFC7D5" w:sz="4"/>
+              <w:bottom w:val="single" w:color="BFC7D5" w:sz="4"/>
+              <w:right w:val="single" w:color="BFC7D5" w:sz="4"/>
+            </w:tcBorders>
+            <w:tcMar>
+              <w:top w:type="dxa" w:w="60"/>
+              <w:left w:type="dxa" w:w="90"/>
+              <w:bottom w:type="dxa" w:w="60"/>
+              <w:right w:type="dxa" w:w="90"/>
+            </w:tcMar>
+          </w:tcPr>
+          <w:p>
+            <w:r>
+              <w:rPr>
+                <w:b w:val="false"/>
+                <w:bCs w:val="false"/>
+                <w:color w:val="222222"/>
+                <w:sz w:val="17"/>
+                <w:szCs w:val="17"/>
+              </w:rPr>
+              <w:t xml:space="preserve">Reviewed by — EchoMind Project Lead</w:t>
+            </w:r>
+          </w:p>
+        </w:tc>
+        <w:tc>
+          <w:tcPr>
+            <w:tcW w:type="dxa" w:w="2500"/>
+            <w:tcBorders>
+              <w:top w:val="single" w:color="BFC7D5" w:sz="4"/>
+              <w:left w:val="single" w:color="BFC7D5" w:sz="4"/>
+              <w:bottom w:val="single" w:color="BFC7D5" w:sz="4"/>
+              <w:right w:val="single" w:color="BFC7D5" w:sz="4"/>
+            </w:tcBorders>
+            <w:tcMar>
+              <w:top w:type="dxa" w:w="60"/>
+              <w:left w:type="dxa" w:w="90"/>
+              <w:bottom w:type="dxa" w:w="60"/>
+              <w:right w:type="dxa" w:w="90"/>
+            </w:tcMar>
+          </w:tcPr>
+          <w:p>
+            <w:r>
+              <w:rPr>
+                <w:b w:val="false"/>
+                <w:bCs w:val="false"/>
+                <w:color w:val="222222"/>
+                <w:sz w:val="17"/>
+                <w:szCs w:val="17"/>
+              </w:rPr>
+              <w:t xml:space="preserve">Alexander Peter</w:t>
+            </w:r>
+          </w:p>
+        </w:tc>
+        <w:tc>
+          <w:tcPr>
+            <w:tcW w:type="dxa" w:w="2500"/>
+            <w:tcBorders>
+              <w:top w:val="single" w:color="BFC7D5" w:sz="4"/>
+              <w:left w:val="single" w:color="BFC7D5" w:sz="4"/>
+              <w:bottom w:val="single" w:color="BFC7D5" w:sz="4"/>
+              <w:right w:val="single" w:color="BFC7D5" w:sz="4"/>
+            </w:tcBorders>
+            <w:tcMar>
+              <w:top w:type="dxa" w:w="60"/>
+              <w:left w:type="dxa" w:w="90"/>
+              <w:bottom w:type="dxa" w:w="60"/>
+              <w:right w:type="dxa" w:w="90"/>
+            </w:tcMar>
+          </w:tcPr>
+          <w:p>
+            <w:r>
+              <w:rPr>
+                <w:b w:val="false"/>
+                <w:bCs w:val="false"/>
+                <w:color w:val="222222"/>
+                <w:sz w:val="17"/>
+                <w:szCs w:val="17"/>
+              </w:rPr>
+              <w:t xml:space="preserve">Alexander Peter</w:t>
+            </w:r>
+          </w:p>
+        </w:tc>
+        <w:tc>
+          <w:tcPr>
+            <w:tcW w:type="dxa" w:w="1660"/>
+            <w:tcBorders>
+              <w:top w:val="single" w:color="BFC7D5" w:sz="4"/>
+              <w:left w:val="single" w:color="BFC7D5" w:sz="4"/>
+              <w:bottom w:val="single" w:color="BFC7D5" w:sz="4"/>
+              <w:right w:val="single" w:color="BFC7D5" w:sz="4"/>
+            </w:tcBorders>
+            <w:tcMar>
+              <w:top w:type="dxa" w:w="60"/>
+              <w:left w:type="dxa" w:w="90"/>
+              <w:bottom w:type="dxa" w:w="60"/>
+              <w:right w:type="dxa" w:w="90"/>
+            </w:tcMar>
+          </w:tcPr>
+          <w:p>
+            <w:r>
+              <w:rPr>
+                <w:b w:val="false"/>
+                <w:bCs w:val="false"/>
+                <w:color w:val="222222"/>
+                <w:sz w:val="17"/>
+                <w:szCs w:val="17"/>
+              </w:rPr>
+              <w:t xml:space="preserve">2026-10-07</w:t>
+            </w:r>
+          </w:p>
         </w:tc>
       </w:tr>
       <w:tr>
         <w:tc>
           <w:tcPr>
-            <w:tcW w:type="dxa" w:w="2200"/>
-            <w:tcBorders>
-              <w:top w:val="single" w:color="BFC7D5" w:sz="4"/>
-              <w:left w:val="single" w:color="BFC7D5" w:sz="4"/>
-              <w:bottom w:val="single" w:color="BFC7D5" w:sz="4"/>
-              <w:right w:val="single" w:color="BFC7D5" w:sz="4"/>
-            </w:tcBorders>
-            <w:tcMar>
-              <w:top w:type="dxa" w:w="60"/>
-              <w:left w:type="dxa" w:w="90"/>
-              <w:bottom w:type="dxa" w:w="60"/>
-              <w:right w:type="dxa" w:w="90"/>
-            </w:tcMar>
-          </w:tcPr>
-          <w:p>
-            <w:r>
-              <w:rPr>
-                <w:b w:val="false"/>
-                <w:bCs w:val="false"/>
-                <w:color w:val="222222"/>
-                <w:sz w:val="17"/>
-                <w:szCs w:val="17"/>
-              </w:rPr>
-              <w:t xml:space="preserve">Approved by</w:t>
-            </w:r>
-          </w:p>
-        </w:tc>
-        <w:tc>
-          <w:tcPr>
-            <w:tcW w:type="dxa" w:w="2800"/>
-            <w:tcBorders>
-              <w:top w:val="single" w:color="BFC7D5" w:sz="4"/>
-              <w:left w:val="single" w:color="BFC7D5" w:sz="4"/>
-              <w:bottom w:val="single" w:color="BFC7D5" w:sz="4"/>
-              <w:right w:val="single" w:color="BFC7D5" w:sz="4"/>
-            </w:tcBorders>
-            <w:tcMar>
-              <w:top w:type="dxa" w:w="60"/>
-              <w:left w:type="dxa" w:w="90"/>
-              <w:bottom w:type="dxa" w:w="60"/>
-              <w:right w:type="dxa" w:w="90"/>
-            </w:tcMar>
-          </w:tcPr>
-          <w:p/>
-        </w:tc>
-        <w:tc>
-          <w:tcPr>
-            <w:tcW w:type="dxa" w:w="2600"/>
-            <w:tcBorders>
-              <w:top w:val="single" w:color="BFC7D5" w:sz="4"/>
-              <w:left w:val="single" w:color="BFC7D5" w:sz="4"/>
-              <w:bottom w:val="single" w:color="BFC7D5" w:sz="4"/>
-              <w:right w:val="single" w:color="BFC7D5" w:sz="4"/>
-            </w:tcBorders>
-            <w:tcMar>
-              <w:top w:type="dxa" w:w="60"/>
-              <w:left w:type="dxa" w:w="90"/>
-              <w:bottom w:type="dxa" w:w="60"/>
-              <w:right w:type="dxa" w:w="90"/>
-            </w:tcMar>
-          </w:tcPr>
-          <w:p/>
-        </w:tc>
-        <w:tc>
-          <w:tcPr>
-            <w:tcW w:type="dxa" w:w="1760"/>
-            <w:tcBorders>
-              <w:top w:val="single" w:color="BFC7D5" w:sz="4"/>
-              <w:left w:val="single" w:color="BFC7D5" w:sz="4"/>
-              <w:bottom w:val="single" w:color="BFC7D5" w:sz="4"/>
-              <w:right w:val="single" w:color="BFC7D5" w:sz="4"/>
-            </w:tcBorders>
-            <w:tcMar>
-              <w:top w:type="dxa" w:w="60"/>
-              <w:left w:type="dxa" w:w="90"/>
-              <w:bottom w:type="dxa" w:w="60"/>
-              <w:right w:type="dxa" w:w="90"/>
-            </w:tcMar>
-          </w:tcPr>
-          <w:p/>
+            <w:tcW w:type="dxa" w:w="2700"/>
+            <w:tcBorders>
+              <w:top w:val="single" w:color="BFC7D5" w:sz="4"/>
+              <w:left w:val="single" w:color="BFC7D5" w:sz="4"/>
+              <w:bottom w:val="single" w:color="BFC7D5" w:sz="4"/>
+              <w:right w:val="single" w:color="BFC7D5" w:sz="4"/>
+            </w:tcBorders>
+            <w:tcMar>
+              <w:top w:type="dxa" w:w="60"/>
+              <w:left w:type="dxa" w:w="90"/>
+              <w:bottom w:type="dxa" w:w="60"/>
+              <w:right w:type="dxa" w:w="90"/>
+            </w:tcMar>
+          </w:tcPr>
+          <w:p>
+            <w:r>
+              <w:rPr>
+                <w:b w:val="false"/>
+                <w:bCs w:val="false"/>
+                <w:color w:val="222222"/>
+                <w:sz w:val="17"/>
+                <w:szCs w:val="17"/>
+              </w:rPr>
+              <w:t xml:space="preserve">Quality assurance — QA / MR</w:t>
+            </w:r>
+          </w:p>
+        </w:tc>
+        <w:tc>
+          <w:tcPr>
+            <w:tcW w:type="dxa" w:w="2500"/>
+            <w:tcBorders>
+              <w:top w:val="single" w:color="BFC7D5" w:sz="4"/>
+              <w:left w:val="single" w:color="BFC7D5" w:sz="4"/>
+              <w:bottom w:val="single" w:color="BFC7D5" w:sz="4"/>
+              <w:right w:val="single" w:color="BFC7D5" w:sz="4"/>
+            </w:tcBorders>
+            <w:tcMar>
+              <w:top w:type="dxa" w:w="60"/>
+              <w:left w:type="dxa" w:w="90"/>
+              <w:bottom w:type="dxa" w:w="60"/>
+              <w:right w:type="dxa" w:w="90"/>
+            </w:tcMar>
+          </w:tcPr>
+          <w:p>
+            <w:r>
+              <w:rPr>
+                <w:b w:val="false"/>
+                <w:bCs w:val="false"/>
+                <w:color w:val="222222"/>
+                <w:sz w:val="17"/>
+                <w:szCs w:val="17"/>
+              </w:rPr>
+              <w:t xml:space="preserve">Sheryl Nazareth</w:t>
+            </w:r>
+          </w:p>
+        </w:tc>
+        <w:tc>
+          <w:tcPr>
+            <w:tcW w:type="dxa" w:w="2500"/>
+            <w:tcBorders>
+              <w:top w:val="single" w:color="BFC7D5" w:sz="4"/>
+              <w:left w:val="single" w:color="BFC7D5" w:sz="4"/>
+              <w:bottom w:val="single" w:color="BFC7D5" w:sz="4"/>
+              <w:right w:val="single" w:color="BFC7D5" w:sz="4"/>
+            </w:tcBorders>
+            <w:tcMar>
+              <w:top w:type="dxa" w:w="60"/>
+              <w:left w:type="dxa" w:w="90"/>
+              <w:bottom w:type="dxa" w:w="60"/>
+              <w:right w:type="dxa" w:w="90"/>
+            </w:tcMar>
+          </w:tcPr>
+          <w:p>
+            <w:r>
+              <w:rPr>
+                <w:b w:val="false"/>
+                <w:bCs w:val="false"/>
+                <w:color w:val="222222"/>
+                <w:sz w:val="17"/>
+                <w:szCs w:val="17"/>
+              </w:rPr>
+              <w:t xml:space="preserve">Sheryl Nazareth</w:t>
+            </w:r>
+          </w:p>
+        </w:tc>
+        <w:tc>
+          <w:tcPr>
+            <w:tcW w:type="dxa" w:w="1660"/>
+            <w:tcBorders>
+              <w:top w:val="single" w:color="BFC7D5" w:sz="4"/>
+              <w:left w:val="single" w:color="BFC7D5" w:sz="4"/>
+              <w:bottom w:val="single" w:color="BFC7D5" w:sz="4"/>
+              <w:right w:val="single" w:color="BFC7D5" w:sz="4"/>
+            </w:tcBorders>
+            <w:tcMar>
+              <w:top w:type="dxa" w:w="60"/>
+              <w:left w:type="dxa" w:w="90"/>
+              <w:bottom w:type="dxa" w:w="60"/>
+              <w:right w:type="dxa" w:w="90"/>
+            </w:tcMar>
+          </w:tcPr>
+          <w:p>
+            <w:r>
+              <w:rPr>
+                <w:b w:val="false"/>
+                <w:bCs w:val="false"/>
+                <w:color w:val="222222"/>
+                <w:sz w:val="17"/>
+                <w:szCs w:val="17"/>
+              </w:rPr>
+              <w:t xml:space="preserve">2026-10-07</w:t>
+            </w:r>
+          </w:p>
+        </w:tc>
+      </w:tr>
+      <w:tr>
+        <w:tc>
+          <w:tcPr>
+            <w:tcW w:type="dxa" w:w="2700"/>
+            <w:tcBorders>
+              <w:top w:val="single" w:color="BFC7D5" w:sz="4"/>
+              <w:left w:val="single" w:color="BFC7D5" w:sz="4"/>
+              <w:bottom w:val="single" w:color="BFC7D5" w:sz="4"/>
+              <w:right w:val="single" w:color="BFC7D5" w:sz="4"/>
+            </w:tcBorders>
+            <w:tcMar>
+              <w:top w:type="dxa" w:w="60"/>
+              <w:left w:type="dxa" w:w="90"/>
+              <w:bottom w:type="dxa" w:w="60"/>
+              <w:right w:type="dxa" w:w="90"/>
+            </w:tcMar>
+          </w:tcPr>
+          <w:p>
+            <w:r>
+              <w:rPr>
+                <w:b w:val="false"/>
+                <w:bCs w:val="false"/>
+                <w:color w:val="222222"/>
+                <w:sz w:val="17"/>
+                <w:szCs w:val="17"/>
+              </w:rPr>
+              <w:t xml:space="preserve">Approved by — Managing Director</w:t>
+            </w:r>
+          </w:p>
+        </w:tc>
+        <w:tc>
+          <w:tcPr>
+            <w:tcW w:type="dxa" w:w="2500"/>
+            <w:tcBorders>
+              <w:top w:val="single" w:color="BFC7D5" w:sz="4"/>
+              <w:left w:val="single" w:color="BFC7D5" w:sz="4"/>
+              <w:bottom w:val="single" w:color="BFC7D5" w:sz="4"/>
+              <w:right w:val="single" w:color="BFC7D5" w:sz="4"/>
+            </w:tcBorders>
+            <w:tcMar>
+              <w:top w:type="dxa" w:w="60"/>
+              <w:left w:type="dxa" w:w="90"/>
+              <w:bottom w:type="dxa" w:w="60"/>
+              <w:right w:type="dxa" w:w="90"/>
+            </w:tcMar>
+          </w:tcPr>
+          <w:p>
+            <w:r>
+              <w:rPr>
+                <w:b w:val="false"/>
+                <w:bCs w:val="false"/>
+                <w:color w:val="222222"/>
+                <w:sz w:val="17"/>
+                <w:szCs w:val="17"/>
+              </w:rPr>
+              <w:t xml:space="preserve">Anita Johan</w:t>
+            </w:r>
+          </w:p>
+        </w:tc>
+        <w:tc>
+          <w:tcPr>
+            <w:tcW w:type="dxa" w:w="2500"/>
+            <w:tcBorders>
+              <w:top w:val="single" w:color="BFC7D5" w:sz="4"/>
+              <w:left w:val="single" w:color="BFC7D5" w:sz="4"/>
+              <w:bottom w:val="single" w:color="BFC7D5" w:sz="4"/>
+              <w:right w:val="single" w:color="BFC7D5" w:sz="4"/>
+            </w:tcBorders>
+            <w:tcMar>
+              <w:top w:type="dxa" w:w="60"/>
+              <w:left w:type="dxa" w:w="90"/>
+              <w:bottom w:type="dxa" w:w="60"/>
+              <w:right w:type="dxa" w:w="90"/>
+            </w:tcMar>
+          </w:tcPr>
+          <w:p>
+            <w:r>
+              <w:rPr>
+                <w:b w:val="false"/>
+                <w:bCs w:val="false"/>
+                <w:color w:val="222222"/>
+                <w:sz w:val="17"/>
+                <w:szCs w:val="17"/>
+              </w:rPr>
+              <w:t xml:space="preserve">Anita Johan</w:t>
+            </w:r>
+          </w:p>
+        </w:tc>
+        <w:tc>
+          <w:tcPr>
+            <w:tcW w:type="dxa" w:w="1660"/>
+            <w:tcBorders>
+              <w:top w:val="single" w:color="BFC7D5" w:sz="4"/>
+              <w:left w:val="single" w:color="BFC7D5" w:sz="4"/>
+              <w:bottom w:val="single" w:color="BFC7D5" w:sz="4"/>
+              <w:right w:val="single" w:color="BFC7D5" w:sz="4"/>
+            </w:tcBorders>
+            <w:tcMar>
+              <w:top w:type="dxa" w:w="60"/>
+              <w:left w:type="dxa" w:w="90"/>
+              <w:bottom w:type="dxa" w:w="60"/>
+              <w:right w:type="dxa" w:w="90"/>
+            </w:tcMar>
+          </w:tcPr>
+          <w:p>
+            <w:r>
+              <w:rPr>
+                <w:b w:val="false"/>
+                <w:bCs w:val="false"/>
+                <w:color w:val="222222"/>
+                <w:sz w:val="17"/>
+                <w:szCs w:val="17"/>
+              </w:rPr>
+              <w:t xml:space="preserve">2026-10-07</w:t>
+            </w:r>
+          </w:p>
         </w:tc>
       </w:tr>
     </w:tbl>
+    <w:p>
+      <w:pPr>
+        <w:spacing w:after="100"/>
+        <w:rPr>
+          <w:i/>
+          <w:iCs/>
+          <w:color w:val="555555"/>
+          <w:sz w:val="17"/>
+          <w:szCs w:val="17"/>
+        </w:rPr>
+      </w:pPr>
+      <w:r>
+        <w:rPr>
+          <w:i/>
+          <w:iCs/>
+          <w:color w:val="555555"/>
+          <w:sz w:val="17"/>
+          <w:szCs w:val="17"/>
+        </w:rPr>
+        <w:t xml:space="preserve">Signatures are the typed names of the role holders. Review and approval were confirmed by each of them on 2026-10-07 and are recorded in docs/qms/records/approvals/2026-10-07_AR-2026-001_document_approval.md (SOP-01 §6).</w:t>
+      </w:r>
+    </w:p>
     <w:sectPr>
       <w:headerReference w:type="default" r:id="rId6"/>
       <w:footerReference w:type="default" r:id="rId7"/>

--- a/docs/qms/evidence-2026/16_Lessons_Learnt/EM26-16b_Lessons_Learnt_Logbook.docx
+++ b/docs/qms/evidence-2026/16_Lessons_Learnt/EM26-16b_Lessons_Learnt_Logbook.docx
@@ -3474,6 +3474,534 @@
                 <w:szCs w:val="17"/>
               </w:rPr>
               <w:t xml:space="preserve">QA-FAIL-2026-06</w:t>
+            </w:r>
+          </w:p>
+        </w:tc>
+      </w:tr>
+      <w:tr>
+        <w:tc>
+          <w:tcPr>
+            <w:tcW w:type="dxa" w:w="1050"/>
+            <w:tcBorders>
+              <w:top w:val="single" w:color="BFC7D5" w:sz="4"/>
+              <w:left w:val="single" w:color="BFC7D5" w:sz="4"/>
+              <w:bottom w:val="single" w:color="BFC7D5" w:sz="4"/>
+              <w:right w:val="single" w:color="BFC7D5" w:sz="4"/>
+            </w:tcBorders>
+            <w:tcMar>
+              <w:top w:type="dxa" w:w="60"/>
+              <w:left w:type="dxa" w:w="90"/>
+              <w:bottom w:type="dxa" w:w="60"/>
+              <w:right w:type="dxa" w:w="90"/>
+            </w:tcMar>
+          </w:tcPr>
+          <w:p>
+            <w:r>
+              <w:rPr>
+                <w:b w:val="false"/>
+                <w:bCs w:val="false"/>
+                <w:color w:val="222222"/>
+                <w:sz w:val="17"/>
+                <w:szCs w:val="17"/>
+              </w:rPr>
+              <w:t xml:space="preserve">2026-04</w:t>
+            </w:r>
+          </w:p>
+        </w:tc>
+        <w:tc>
+          <w:tcPr>
+            <w:tcW w:type="dxa" w:w="1300"/>
+            <w:tcBorders>
+              <w:top w:val="single" w:color="BFC7D5" w:sz="4"/>
+              <w:left w:val="single" w:color="BFC7D5" w:sz="4"/>
+              <w:bottom w:val="single" w:color="BFC7D5" w:sz="4"/>
+              <w:right w:val="single" w:color="BFC7D5" w:sz="4"/>
+            </w:tcBorders>
+            <w:tcMar>
+              <w:top w:type="dxa" w:w="60"/>
+              <w:left w:type="dxa" w:w="90"/>
+              <w:bottom w:type="dxa" w:w="60"/>
+              <w:right w:type="dxa" w:w="90"/>
+            </w:tcMar>
+          </w:tcPr>
+          <w:p>
+            <w:r>
+              <w:rPr>
+                <w:b w:val="false"/>
+                <w:bCs w:val="false"/>
+                <w:color w:val="222222"/>
+                <w:sz w:val="17"/>
+                <w:szCs w:val="17"/>
+              </w:rPr>
+              <w:t xml:space="preserve">Client reviews</w:t>
+            </w:r>
+          </w:p>
+        </w:tc>
+        <w:tc>
+          <w:tcPr>
+            <w:tcW w:type="dxa" w:w="1150"/>
+            <w:tcBorders>
+              <w:top w:val="single" w:color="BFC7D5" w:sz="4"/>
+              <w:left w:val="single" w:color="BFC7D5" w:sz="4"/>
+              <w:bottom w:val="single" w:color="BFC7D5" w:sz="4"/>
+              <w:right w:val="single" w:color="BFC7D5" w:sz="4"/>
+            </w:tcBorders>
+            <w:tcMar>
+              <w:top w:type="dxa" w:w="60"/>
+              <w:left w:type="dxa" w:w="90"/>
+              <w:bottom w:type="dxa" w:w="60"/>
+              <w:right w:type="dxa" w:w="90"/>
+            </w:tcMar>
+          </w:tcPr>
+          <w:p>
+            <w:r>
+              <w:rPr>
+                <w:b w:val="false"/>
+                <w:bCs w:val="false"/>
+                <w:color w:val="222222"/>
+                <w:sz w:val="17"/>
+                <w:szCs w:val="17"/>
+              </w:rPr>
+              <w:t xml:space="preserve">LL-2026-15</w:t>
+            </w:r>
+          </w:p>
+        </w:tc>
+        <w:tc>
+          <w:tcPr>
+            <w:tcW w:type="dxa" w:w="3100"/>
+            <w:tcBorders>
+              <w:top w:val="single" w:color="BFC7D5" w:sz="4"/>
+              <w:left w:val="single" w:color="BFC7D5" w:sz="4"/>
+              <w:bottom w:val="single" w:color="BFC7D5" w:sz="4"/>
+              <w:right w:val="single" w:color="BFC7D5" w:sz="4"/>
+            </w:tcBorders>
+            <w:tcMar>
+              <w:top w:type="dxa" w:w="60"/>
+              <w:left w:type="dxa" w:w="90"/>
+              <w:bottom w:type="dxa" w:w="60"/>
+              <w:right w:type="dxa" w:w="90"/>
+            </w:tcMar>
+          </w:tcPr>
+          <w:p>
+            <w:r>
+              <w:rPr>
+                <w:b w:val="false"/>
+                <w:bCs w:val="false"/>
+                <w:color w:val="222222"/>
+                <w:sz w:val="17"/>
+                <w:szCs w:val="17"/>
+              </w:rPr>
+              <w:t xml:space="preserve">Off-the-shelf speech-to-speech systems (Kyutai Unmute, NVIDIA PersonaPlex) were either slow or could not use the customer's knowledge base; each client demonstration exposed it early.</w:t>
+            </w:r>
+          </w:p>
+        </w:tc>
+        <w:tc>
+          <w:tcPr>
+            <w:tcW w:type="dxa" w:w="2000"/>
+            <w:tcBorders>
+              <w:top w:val="single" w:color="BFC7D5" w:sz="4"/>
+              <w:left w:val="single" w:color="BFC7D5" w:sz="4"/>
+              <w:bottom w:val="single" w:color="BFC7D5" w:sz="4"/>
+              <w:right w:val="single" w:color="BFC7D5" w:sz="4"/>
+            </w:tcBorders>
+            <w:tcMar>
+              <w:top w:type="dxa" w:w="60"/>
+              <w:left w:type="dxa" w:w="90"/>
+              <w:bottom w:type="dxa" w:w="60"/>
+              <w:right w:type="dxa" w:w="90"/>
+            </w:tcMar>
+          </w:tcPr>
+          <w:p>
+            <w:r>
+              <w:rPr>
+                <w:b w:val="false"/>
+                <w:bCs w:val="false"/>
+                <w:color w:val="222222"/>
+                <w:sz w:val="17"/>
+                <w:szCs w:val="17"/>
+              </w:rPr>
+              <w:t xml:space="preserve">Show working versions to the client early; own dual-loop architecture adopted.</w:t>
+            </w:r>
+          </w:p>
+        </w:tc>
+        <w:tc>
+          <w:tcPr>
+            <w:tcW w:type="dxa" w:w="760"/>
+            <w:tcBorders>
+              <w:top w:val="single" w:color="BFC7D5" w:sz="4"/>
+              <w:left w:val="single" w:color="BFC7D5" w:sz="4"/>
+              <w:bottom w:val="single" w:color="BFC7D5" w:sz="4"/>
+              <w:right w:val="single" w:color="BFC7D5" w:sz="4"/>
+            </w:tcBorders>
+            <w:tcMar>
+              <w:top w:type="dxa" w:w="60"/>
+              <w:left w:type="dxa" w:w="90"/>
+              <w:bottom w:type="dxa" w:w="60"/>
+              <w:right w:type="dxa" w:w="90"/>
+            </w:tcMar>
+          </w:tcPr>
+          <w:p>
+            <w:r>
+              <w:rPr>
+                <w:b w:val="false"/>
+                <w:bCs w:val="false"/>
+                <w:color w:val="222222"/>
+                <w:sz w:val="17"/>
+                <w:szCs w:val="17"/>
+              </w:rPr>
+              <w:t xml:space="preserve">EM26-18 CR-2026-03/04</w:t>
+            </w:r>
+          </w:p>
+        </w:tc>
+      </w:tr>
+      <w:tr>
+        <w:tc>
+          <w:tcPr>
+            <w:tcW w:type="dxa" w:w="1050"/>
+            <w:tcBorders>
+              <w:top w:val="single" w:color="BFC7D5" w:sz="4"/>
+              <w:left w:val="single" w:color="BFC7D5" w:sz="4"/>
+              <w:bottom w:val="single" w:color="BFC7D5" w:sz="4"/>
+              <w:right w:val="single" w:color="BFC7D5" w:sz="4"/>
+            </w:tcBorders>
+            <w:tcMar>
+              <w:top w:type="dxa" w:w="60"/>
+              <w:left w:type="dxa" w:w="90"/>
+              <w:bottom w:type="dxa" w:w="60"/>
+              <w:right w:type="dxa" w:w="90"/>
+            </w:tcMar>
+          </w:tcPr>
+          <w:p>
+            <w:r>
+              <w:rPr>
+                <w:b w:val="false"/>
+                <w:bCs w:val="false"/>
+                <w:color w:val="222222"/>
+                <w:sz w:val="17"/>
+                <w:szCs w:val="17"/>
+              </w:rPr>
+              <w:t xml:space="preserve">2026-03</w:t>
+            </w:r>
+          </w:p>
+        </w:tc>
+        <w:tc>
+          <w:tcPr>
+            <w:tcW w:type="dxa" w:w="1300"/>
+            <w:tcBorders>
+              <w:top w:val="single" w:color="BFC7D5" w:sz="4"/>
+              <w:left w:val="single" w:color="BFC7D5" w:sz="4"/>
+              <w:bottom w:val="single" w:color="BFC7D5" w:sz="4"/>
+              <w:right w:val="single" w:color="BFC7D5" w:sz="4"/>
+            </w:tcBorders>
+            <w:tcMar>
+              <w:top w:type="dxa" w:w="60"/>
+              <w:left w:type="dxa" w:w="90"/>
+              <w:bottom w:type="dxa" w:w="60"/>
+              <w:right w:type="dxa" w:w="90"/>
+            </w:tcMar>
+          </w:tcPr>
+          <w:p>
+            <w:r>
+              <w:rPr>
+                <w:b w:val="false"/>
+                <w:bCs w:val="false"/>
+                <w:color w:val="222222"/>
+                <w:sz w:val="17"/>
+                <w:szCs w:val="17"/>
+              </w:rPr>
+              <w:t xml:space="preserve">Large documents</w:t>
+            </w:r>
+          </w:p>
+        </w:tc>
+        <w:tc>
+          <w:tcPr>
+            <w:tcW w:type="dxa" w:w="1150"/>
+            <w:tcBorders>
+              <w:top w:val="single" w:color="BFC7D5" w:sz="4"/>
+              <w:left w:val="single" w:color="BFC7D5" w:sz="4"/>
+              <w:bottom w:val="single" w:color="BFC7D5" w:sz="4"/>
+              <w:right w:val="single" w:color="BFC7D5" w:sz="4"/>
+            </w:tcBorders>
+            <w:tcMar>
+              <w:top w:type="dxa" w:w="60"/>
+              <w:left w:type="dxa" w:w="90"/>
+              <w:bottom w:type="dxa" w:w="60"/>
+              <w:right w:type="dxa" w:w="90"/>
+            </w:tcMar>
+          </w:tcPr>
+          <w:p>
+            <w:r>
+              <w:rPr>
+                <w:b w:val="false"/>
+                <w:bCs w:val="false"/>
+                <w:color w:val="222222"/>
+                <w:sz w:val="17"/>
+                <w:szCs w:val="17"/>
+              </w:rPr>
+              <w:t xml:space="preserve">LL-2026-16</w:t>
+            </w:r>
+          </w:p>
+        </w:tc>
+        <w:tc>
+          <w:tcPr>
+            <w:tcW w:type="dxa" w:w="3100"/>
+            <w:tcBorders>
+              <w:top w:val="single" w:color="BFC7D5" w:sz="4"/>
+              <w:left w:val="single" w:color="BFC7D5" w:sz="4"/>
+              <w:bottom w:val="single" w:color="BFC7D5" w:sz="4"/>
+              <w:right w:val="single" w:color="BFC7D5" w:sz="4"/>
+            </w:tcBorders>
+            <w:tcMar>
+              <w:top w:type="dxa" w:w="60"/>
+              <w:left w:type="dxa" w:w="90"/>
+              <w:bottom w:type="dxa" w:w="60"/>
+              <w:right w:type="dxa" w:w="90"/>
+            </w:tcMar>
+          </w:tcPr>
+          <w:p>
+            <w:r>
+              <w:rPr>
+                <w:b w:val="false"/>
+                <w:bCs w:val="false"/>
+                <w:color w:val="222222"/>
+                <w:sz w:val="17"/>
+                <w:szCs w:val="17"/>
+              </w:rPr>
+              <w:t xml:space="preserve">A 7,300-page regulation (DoD FMR) needs structure-aware retrieval; BookRAG measured worse than section-based retrieval (43/52 vs 50/52).</w:t>
+            </w:r>
+          </w:p>
+        </w:tc>
+        <w:tc>
+          <w:tcPr>
+            <w:tcW w:type="dxa" w:w="2000"/>
+            <w:tcBorders>
+              <w:top w:val="single" w:color="BFC7D5" w:sz="4"/>
+              <w:left w:val="single" w:color="BFC7D5" w:sz="4"/>
+              <w:bottom w:val="single" w:color="BFC7D5" w:sz="4"/>
+              <w:right w:val="single" w:color="BFC7D5" w:sz="4"/>
+            </w:tcBorders>
+            <w:tcMar>
+              <w:top w:type="dxa" w:w="60"/>
+              <w:left w:type="dxa" w:w="90"/>
+              <w:bottom w:type="dxa" w:w="60"/>
+              <w:right w:type="dxa" w:w="90"/>
+            </w:tcMar>
+          </w:tcPr>
+          <w:p>
+            <w:r>
+              <w:rPr>
+                <w:b w:val="false"/>
+                <w:bCs w:val="false"/>
+                <w:color w:val="222222"/>
+                <w:sz w:val="17"/>
+                <w:szCs w:val="17"/>
+              </w:rPr>
+              <w:t xml:space="preserve">Measure each retrieval method on the golden suite before adopting it.</w:t>
+            </w:r>
+          </w:p>
+        </w:tc>
+        <w:tc>
+          <w:tcPr>
+            <w:tcW w:type="dxa" w:w="760"/>
+            <w:tcBorders>
+              <w:top w:val="single" w:color="BFC7D5" w:sz="4"/>
+              <w:left w:val="single" w:color="BFC7D5" w:sz="4"/>
+              <w:bottom w:val="single" w:color="BFC7D5" w:sz="4"/>
+              <w:right w:val="single" w:color="BFC7D5" w:sz="4"/>
+            </w:tcBorders>
+            <w:tcMar>
+              <w:top w:type="dxa" w:w="60"/>
+              <w:left w:type="dxa" w:w="90"/>
+              <w:bottom w:type="dxa" w:w="60"/>
+              <w:right w:type="dxa" w:w="90"/>
+            </w:tcMar>
+          </w:tcPr>
+          <w:p>
+            <w:r>
+              <w:rPr>
+                <w:b w:val="false"/>
+                <w:bCs w:val="false"/>
+                <w:color w:val="222222"/>
+                <w:sz w:val="17"/>
+                <w:szCs w:val="17"/>
+              </w:rPr>
+              <w:t xml:space="preserve">EM26-18 AC-22; 2decb99</w:t>
+            </w:r>
+          </w:p>
+        </w:tc>
+      </w:tr>
+      <w:tr>
+        <w:tc>
+          <w:tcPr>
+            <w:tcW w:type="dxa" w:w="1050"/>
+            <w:tcBorders>
+              <w:top w:val="single" w:color="BFC7D5" w:sz="4"/>
+              <w:left w:val="single" w:color="BFC7D5" w:sz="4"/>
+              <w:bottom w:val="single" w:color="BFC7D5" w:sz="4"/>
+              <w:right w:val="single" w:color="BFC7D5" w:sz="4"/>
+            </w:tcBorders>
+            <w:tcMar>
+              <w:top w:type="dxa" w:w="60"/>
+              <w:left w:type="dxa" w:w="90"/>
+              <w:bottom w:type="dxa" w:w="60"/>
+              <w:right w:type="dxa" w:w="90"/>
+            </w:tcMar>
+          </w:tcPr>
+          <w:p>
+            <w:r>
+              <w:rPr>
+                <w:b w:val="false"/>
+                <w:bCs w:val="false"/>
+                <w:color w:val="222222"/>
+                <w:sz w:val="17"/>
+                <w:szCs w:val="17"/>
+              </w:rPr>
+              <w:t xml:space="preserve">2026-04</w:t>
+            </w:r>
+          </w:p>
+        </w:tc>
+        <w:tc>
+          <w:tcPr>
+            <w:tcW w:type="dxa" w:w="1300"/>
+            <w:tcBorders>
+              <w:top w:val="single" w:color="BFC7D5" w:sz="4"/>
+              <w:left w:val="single" w:color="BFC7D5" w:sz="4"/>
+              <w:bottom w:val="single" w:color="BFC7D5" w:sz="4"/>
+              <w:right w:val="single" w:color="BFC7D5" w:sz="4"/>
+            </w:tcBorders>
+            <w:tcMar>
+              <w:top w:type="dxa" w:w="60"/>
+              <w:left w:type="dxa" w:w="90"/>
+              <w:bottom w:type="dxa" w:w="60"/>
+              <w:right w:type="dxa" w:w="90"/>
+            </w:tcMar>
+          </w:tcPr>
+          <w:p>
+            <w:r>
+              <w:rPr>
+                <w:b w:val="false"/>
+                <w:bCs w:val="false"/>
+                <w:color w:val="222222"/>
+                <w:sz w:val="17"/>
+                <w:szCs w:val="17"/>
+              </w:rPr>
+              <w:t xml:space="preserve">Deployment</w:t>
+            </w:r>
+          </w:p>
+        </w:tc>
+        <w:tc>
+          <w:tcPr>
+            <w:tcW w:type="dxa" w:w="1150"/>
+            <w:tcBorders>
+              <w:top w:val="single" w:color="BFC7D5" w:sz="4"/>
+              <w:left w:val="single" w:color="BFC7D5" w:sz="4"/>
+              <w:bottom w:val="single" w:color="BFC7D5" w:sz="4"/>
+              <w:right w:val="single" w:color="BFC7D5" w:sz="4"/>
+            </w:tcBorders>
+            <w:tcMar>
+              <w:top w:type="dxa" w:w="60"/>
+              <w:left w:type="dxa" w:w="90"/>
+              <w:bottom w:type="dxa" w:w="60"/>
+              <w:right w:type="dxa" w:w="90"/>
+            </w:tcMar>
+          </w:tcPr>
+          <w:p>
+            <w:r>
+              <w:rPr>
+                <w:b w:val="false"/>
+                <w:bCs w:val="false"/>
+                <w:color w:val="222222"/>
+                <w:sz w:val="17"/>
+                <w:szCs w:val="17"/>
+              </w:rPr>
+              <w:t xml:space="preserve">LL-2026-17</w:t>
+            </w:r>
+          </w:p>
+        </w:tc>
+        <w:tc>
+          <w:tcPr>
+            <w:tcW w:type="dxa" w:w="3100"/>
+            <w:tcBorders>
+              <w:top w:val="single" w:color="BFC7D5" w:sz="4"/>
+              <w:left w:val="single" w:color="BFC7D5" w:sz="4"/>
+              <w:bottom w:val="single" w:color="BFC7D5" w:sz="4"/>
+              <w:right w:val="single" w:color="BFC7D5" w:sz="4"/>
+            </w:tcBorders>
+            <w:tcMar>
+              <w:top w:type="dxa" w:w="60"/>
+              <w:left w:type="dxa" w:w="90"/>
+              <w:bottom w:type="dxa" w:w="60"/>
+              <w:right w:type="dxa" w:w="90"/>
+            </w:tcMar>
+          </w:tcPr>
+          <w:p>
+            <w:r>
+              <w:rPr>
+                <w:b w:val="false"/>
+                <w:bCs w:val="false"/>
+                <w:color w:val="222222"/>
+                <w:sz w:val="17"/>
+                <w:szCs w:val="17"/>
+              </w:rPr>
+              <w:t xml:space="preserve">A unit taken to a client site may have no network; the hotspot makes it reachable, but its configuration lives only on the device.</w:t>
+            </w:r>
+          </w:p>
+        </w:tc>
+        <w:tc>
+          <w:tcPr>
+            <w:tcW w:type="dxa" w:w="2000"/>
+            <w:tcBorders>
+              <w:top w:val="single" w:color="BFC7D5" w:sz="4"/>
+              <w:left w:val="single" w:color="BFC7D5" w:sz="4"/>
+              <w:bottom w:val="single" w:color="BFC7D5" w:sz="4"/>
+              <w:right w:val="single" w:color="BFC7D5" w:sz="4"/>
+            </w:tcBorders>
+            <w:tcMar>
+              <w:top w:type="dxa" w:w="60"/>
+              <w:left w:type="dxa" w:w="90"/>
+              <w:bottom w:type="dxa" w:w="60"/>
+              <w:right w:type="dxa" w:w="90"/>
+            </w:tcMar>
+          </w:tcPr>
+          <w:p>
+            <w:r>
+              <w:rPr>
+                <w:b w:val="false"/>
+                <w:bCs w:val="false"/>
+                <w:color w:val="222222"/>
+                <w:sz w:val="17"/>
+                <w:szCs w:val="17"/>
+              </w:rPr>
+              <w:t xml:space="preserve">Bring device configuration under version control.</w:t>
+            </w:r>
+          </w:p>
+        </w:tc>
+        <w:tc>
+          <w:tcPr>
+            <w:tcW w:type="dxa" w:w="760"/>
+            <w:tcBorders>
+              <w:top w:val="single" w:color="BFC7D5" w:sz="4"/>
+              <w:left w:val="single" w:color="BFC7D5" w:sz="4"/>
+              <w:bottom w:val="single" w:color="BFC7D5" w:sz="4"/>
+              <w:right w:val="single" w:color="BFC7D5" w:sz="4"/>
+            </w:tcBorders>
+            <w:tcMar>
+              <w:top w:type="dxa" w:w="60"/>
+              <w:left w:type="dxa" w:w="90"/>
+              <w:bottom w:type="dxa" w:w="60"/>
+              <w:right w:type="dxa" w:w="90"/>
+            </w:tcMar>
+          </w:tcPr>
+          <w:p>
+            <w:r>
+              <w:rPr>
+                <w:b w:val="false"/>
+                <w:bCs w:val="false"/>
+                <w:color w:val="222222"/>
+                <w:sz w:val="17"/>
+                <w:szCs w:val="17"/>
+              </w:rPr>
+              <w:t xml:space="preserve">EM26-18 CR-2026-05, AC-26</w:t>
             </w:r>
           </w:p>
         </w:tc>

--- a/docs/qms/evidence-2026/16_Lessons_Learnt/EM26-16b_Lessons_Learnt_Logbook.docx
+++ b/docs/qms/evidence-2026/16_Lessons_Learnt/EM26-16b_Lessons_Learnt_Logbook.docx
@@ -301,7 +301,7 @@
                 <w:sz w:val="17"/>
                 <w:szCs w:val="17"/>
               </w:rPr>
-              <w:t xml:space="preserve">1.0</w:t>
+              <w:t xml:space="preserve">1.1</w:t>
             </w:r>
           </w:p>
         </w:tc>
@@ -361,7 +361,7 @@
                 <w:sz w:val="17"/>
                 <w:szCs w:val="17"/>
               </w:rPr>
-              <w:t xml:space="preserve">2026-10-06</w:t>
+              <w:t xml:space="preserve">2026-10-10</w:t>
             </w:r>
           </w:p>
         </w:tc>
@@ -421,7 +421,7 @@
                 <w:sz w:val="17"/>
                 <w:szCs w:val="17"/>
               </w:rPr>
-              <w:t xml:space="preserve">APPROVED — 2026-10-07 (AR-2026-001)</w:t>
+              <w:t xml:space="preserve">APPROVED — rev 1.1 2026-10-10 (AR-2026-002); rev 1.0 2026-10-07 (AR-2026-001)</w:t>
             </w:r>
           </w:p>
         </w:tc>
@@ -512,7 +512,7 @@
                 <w:sz w:val="17"/>
                 <w:szCs w:val="17"/>
               </w:rPr>
-              <w:t xml:space="preserve">Prepared by</w:t>
+              <w:t xml:space="preserve">Revision 1.1 (2026-10-10)</w:t>
             </w:r>
           </w:p>
         </w:tc>
@@ -541,7 +541,7 @@
                 <w:sz w:val="17"/>
                 <w:szCs w:val="17"/>
               </w:rPr>
-              <w:t xml:space="preserve">Richard Watson Stephen Amudha (Lead Engineer)</w:t>
+              <w:t xml:space="preserve">Lessons LL-2026-15…17 from client and design reviews</w:t>
             </w:r>
           </w:p>
         </w:tc>
@@ -572,7 +572,7 @@
                 <w:sz w:val="17"/>
                 <w:szCs w:val="17"/>
               </w:rPr>
-              <w:t xml:space="preserve">Reviewed by</w:t>
+              <w:t xml:space="preserve">Prepared by</w:t>
             </w:r>
           </w:p>
         </w:tc>
@@ -601,7 +601,7 @@
                 <w:sz w:val="17"/>
                 <w:szCs w:val="17"/>
               </w:rPr>
-              <w:t xml:space="preserve">Alexander Peter (EchoMind Project Lead)</w:t>
+              <w:t xml:space="preserve">Richard Watson Stephen Amudha (Lead Engineer)</w:t>
             </w:r>
           </w:p>
         </w:tc>
@@ -632,7 +632,7 @@
                 <w:sz w:val="17"/>
                 <w:szCs w:val="17"/>
               </w:rPr>
-              <w:t xml:space="preserve">Quality assurance</w:t>
+              <w:t xml:space="preserve">Reviewed by</w:t>
             </w:r>
           </w:p>
         </w:tc>
@@ -661,7 +661,7 @@
                 <w:sz w:val="17"/>
                 <w:szCs w:val="17"/>
               </w:rPr>
-              <w:t xml:space="preserve">Sheryl Nazareth (QA / MR)</w:t>
+              <w:t xml:space="preserve">Alexander Peter (EchoMind Project Lead)</w:t>
             </w:r>
           </w:p>
         </w:tc>
@@ -692,6 +692,66 @@
                 <w:sz w:val="17"/>
                 <w:szCs w:val="17"/>
               </w:rPr>
+              <w:t xml:space="preserve">Quality assurance</w:t>
+            </w:r>
+          </w:p>
+        </w:tc>
+        <w:tc>
+          <w:tcPr>
+            <w:tcW w:type="dxa" w:w="6760"/>
+            <w:tcBorders>
+              <w:top w:val="single" w:color="BFC7D5" w:sz="4"/>
+              <w:left w:val="single" w:color="BFC7D5" w:sz="4"/>
+              <w:bottom w:val="single" w:color="BFC7D5" w:sz="4"/>
+              <w:right w:val="single" w:color="BFC7D5" w:sz="4"/>
+            </w:tcBorders>
+            <w:tcMar>
+              <w:top w:type="dxa" w:w="60"/>
+              <w:left w:type="dxa" w:w="90"/>
+              <w:bottom w:type="dxa" w:w="60"/>
+              <w:right w:type="dxa" w:w="90"/>
+            </w:tcMar>
+          </w:tcPr>
+          <w:p>
+            <w:r>
+              <w:rPr>
+                <w:b w:val="false"/>
+                <w:bCs w:val="false"/>
+                <w:color w:val="222222"/>
+                <w:sz w:val="17"/>
+                <w:szCs w:val="17"/>
+              </w:rPr>
+              <w:t xml:space="preserve">Sheryl Nazareth (QA / MR)</w:t>
+            </w:r>
+          </w:p>
+        </w:tc>
+      </w:tr>
+      <w:tr>
+        <w:tc>
+          <w:tcPr>
+            <w:tcW w:type="dxa" w:w="2600"/>
+            <w:tcBorders>
+              <w:top w:val="single" w:color="BFC7D5" w:sz="4"/>
+              <w:left w:val="single" w:color="BFC7D5" w:sz="4"/>
+              <w:bottom w:val="single" w:color="BFC7D5" w:sz="4"/>
+              <w:right w:val="single" w:color="BFC7D5" w:sz="4"/>
+            </w:tcBorders>
+            <w:tcMar>
+              <w:top w:type="dxa" w:w="60"/>
+              <w:left w:type="dxa" w:w="90"/>
+              <w:bottom w:type="dxa" w:w="60"/>
+              <w:right w:type="dxa" w:w="90"/>
+            </w:tcMar>
+          </w:tcPr>
+          <w:p>
+            <w:r>
+              <w:rPr>
+                <w:b w:val="false"/>
+                <w:bCs w:val="false"/>
+                <w:color w:val="222222"/>
+                <w:sz w:val="17"/>
+                <w:szCs w:val="17"/>
+              </w:rPr>
               <w:t xml:space="preserve">Approved by</w:t>
             </w:r>
           </w:p>
@@ -721,7 +781,7 @@
                 <w:sz w:val="17"/>
                 <w:szCs w:val="17"/>
               </w:rPr>
-              <w:t xml:space="preserve">Anita Johan (Managing Director) — 2026-10-07</w:t>
+              <w:t xml:space="preserve">Anita Johan (Managing Director) — 2026-10-10</w:t>
             </w:r>
           </w:p>
         </w:tc>
@@ -4292,7 +4352,7 @@
                 <w:sz w:val="17"/>
                 <w:szCs w:val="17"/>
               </w:rPr>
-              <w:t xml:space="preserve">2026-10-07</w:t>
+              <w:t xml:space="preserve">2026-10-10</w:t>
             </w:r>
           </w:p>
         </w:tc>
@@ -4410,7 +4470,7 @@
                 <w:sz w:val="17"/>
                 <w:szCs w:val="17"/>
               </w:rPr>
-              <w:t xml:space="preserve">2026-10-07</w:t>
+              <w:t xml:space="preserve">2026-10-10</w:t>
             </w:r>
           </w:p>
         </w:tc>
@@ -4528,7 +4588,7 @@
                 <w:sz w:val="17"/>
                 <w:szCs w:val="17"/>
               </w:rPr>
-              <w:t xml:space="preserve">2026-10-07</w:t>
+              <w:t xml:space="preserve">2026-10-10</w:t>
             </w:r>
           </w:p>
         </w:tc>
@@ -4646,7 +4706,7 @@
                 <w:sz w:val="17"/>
                 <w:szCs w:val="17"/>
               </w:rPr>
-              <w:t xml:space="preserve">2026-10-07</w:t>
+              <w:t xml:space="preserve">2026-10-10</w:t>
             </w:r>
           </w:p>
         </w:tc>
@@ -4671,7 +4731,7 @@
           <w:sz w:val="17"/>
           <w:szCs w:val="17"/>
         </w:rPr>
-        <w:t xml:space="preserve">Signatures are the typed names of the role holders. Review and approval were confirmed by each of them on 2026-10-07 and are recorded in docs/qms/records/approvals/2026-10-07_AR-2026-001_document_approval.md (SOP-01 §6).</w:t>
+        <w:t xml:space="preserve">Signatures are the typed names of the role holders. Revision 1.1 was reviewed and approved by each of them on 2026-10-10 (docs/qms/records/approvals/2026-10-10_AR-2026-002_revision_approval.md); revision 1.0 on 2026-10-07 (AR-2026-001) (SOP-01 §6).</w:t>
       </w:r>
     </w:p>
     <w:sectPr>
